--- a/docs/architecture.docx
+++ b/docs/architecture.docx
@@ -435,15 +435,7 @@
           <w:szCs w:val="28"/>
           <w:lang w:val="ru-RU"/>
         </w:rPr>
-        <w:t>. Она подходит проекту, потому что образовательная LMS для языкового центра включает несколько самостоятельных, но связанных контуров: открытая информация о курсах, регистрация и запись, автоматическое расписание, учёт посещаемости, финансы и сче</w:t>
-      </w:r>
-      <w:r>
-        <w:rPr>
-          <w:sz w:val="28"/>
-          <w:szCs w:val="28"/>
-          <w:lang w:val="ru-RU"/>
-        </w:rPr>
-        <w:t>та, отчётность для руководства.</w:t>
+        <w:t>. Она подходит проекту, потому что образовательная LMS для языкового центра включает несколько самостоятельных, но связанных контуров: открытая информация о курсах, регистрация и запись, автоматическое расписание, учёт посещаемости, финансы и счета, отчётность для руководства.</w:t>
       </w:r>
     </w:p>
     <w:p>
@@ -463,15 +455,7 @@
           <w:szCs w:val="28"/>
           <w:lang w:val="ru-RU"/>
         </w:rPr>
-        <w:t>Каскадная модель для данного проекта менее удобна, так как требования к расписанию, посещаемости и финансовым расчётам могут уточняться после тестирования первых версий на реальных преподавателях и администраторах. Полностью спиральная модель избыточна, но её идея раннего выявления рисков полезна при интеграции с 1С и</w:t>
-      </w:r>
-      <w:r>
-        <w:rPr>
-          <w:sz w:val="28"/>
-          <w:szCs w:val="28"/>
-          <w:lang w:val="ru-RU"/>
-        </w:rPr>
-        <w:t xml:space="preserve"> обработке персональных данных.</w:t>
+        <w:t>Каскадная модель для данного проекта менее удобна, так как требования к расписанию, посещаемости и финансовым расчётам могут уточняться после тестирования первых версий на реальных преподавателях и администраторах. Полностью спиральная модель избыточна, но её идея раннего выявления рисков полезна при интеграции с 1С и обработке персональных данных.</w:t>
       </w:r>
     </w:p>
     <w:p>
@@ -482,6 +466,7 @@
         <w:rPr>
           <w:sz w:val="28"/>
           <w:szCs w:val="28"/>
+          <w:lang w:val="ru-RU"/>
         </w:rPr>
       </w:pPr>
       <w:r>
@@ -1350,8 +1335,8 @@
       </w:tblPr>
       <w:tblGrid>
         <w:gridCol w:w="2094"/>
-        <w:gridCol w:w="3281"/>
-        <w:gridCol w:w="4196"/>
+        <w:gridCol w:w="3286"/>
+        <w:gridCol w:w="4191"/>
       </w:tblGrid>
       <w:tr>
         <w:trPr>
@@ -1678,6 +1663,15 @@
               <w:t>Обеспечивает регистрацию, вход, управление сессиями и разграничение доступа для всех ролей: ученик, преподаватель, администратор, методист, бухгалтер, директор.</w:t>
             </w:r>
             <w:proofErr w:type="gramEnd"/>
+            <w:r>
+              <w:rPr>
+                <w:szCs w:val="24"/>
+                <w:lang w:val="ru-RU"/>
+              </w:rPr>
+              <w:t xml:space="preserve"> Предусматривает резервное копирование и ведение журнала аудита.</w:t>
+            </w:r>
+            <w:bookmarkStart w:id="0" w:name="_GoBack"/>
+            <w:bookmarkEnd w:id="0"/>
           </w:p>
         </w:tc>
         <w:tc>
@@ -1843,6 +1837,7 @@
               <w:rPr>
                 <w:szCs w:val="24"/>
               </w:rPr>
+              <w:lastRenderedPageBreak/>
               <w:t>посещаемости</w:t>
             </w:r>
             <w:proofErr w:type="spellEnd"/>
@@ -1870,15 +1865,16 @@
                 <w:szCs w:val="24"/>
                 <w:lang w:val="ru-RU"/>
               </w:rPr>
-              <w:t xml:space="preserve">Автоматически формирует расписание с проверкой конфликтов, позволяет администратору корректировать, фиксирует </w:t>
-            </w:r>
-            <w:r>
-              <w:rPr>
-                <w:szCs w:val="24"/>
-                <w:lang w:val="ru-RU"/>
-              </w:rPr>
               <w:lastRenderedPageBreak/>
-              <w:t>отметки преподавателем, рассчитывает посещаемость учеников.</w:t>
+              <w:t xml:space="preserve">Автоматически формирует расписание с проверкой </w:t>
+            </w:r>
+            <w:r>
+              <w:rPr>
+                <w:szCs w:val="24"/>
+                <w:lang w:val="ru-RU"/>
+              </w:rPr>
+              <w:lastRenderedPageBreak/>
+              <w:t>конфликтов, позволяет администратору корректировать, фиксирует отметки преподавателем, рассчитывает посещаемость учеников.</w:t>
             </w:r>
           </w:p>
         </w:tc>
@@ -1905,7 +1901,15 @@
                 <w:lang w:val="ru-RU"/>
               </w:rPr>
               <w:lastRenderedPageBreak/>
-              <w:t>Модуль управления курсами; модуль учёта посещаемости; модуль финансов; модуль отчётности.</w:t>
+              <w:t xml:space="preserve">Модуль управления курсами; модуль учёта посещаемости; модуль </w:t>
+            </w:r>
+            <w:r>
+              <w:rPr>
+                <w:szCs w:val="24"/>
+                <w:lang w:val="ru-RU"/>
+              </w:rPr>
+              <w:lastRenderedPageBreak/>
+              <w:t>финансов; модуль отчётности.</w:t>
             </w:r>
           </w:p>
         </w:tc>
@@ -2202,7 +2206,6 @@
           <w:sz w:val="28"/>
           <w:lang w:val="ru-RU"/>
         </w:rPr>
-        <w:lastRenderedPageBreak/>
         <w:t>Краткий вывод</w:t>
       </w:r>
     </w:p>
@@ -2299,8 +2302,6 @@
         </w:rPr>
         <w:t xml:space="preserve"> и управленческую отчётность. Такой подход позволяет получить работающую систему уже после первых инкрементов и постепенно наращивать функциональность без риска перепроектирования.</w:t>
       </w:r>
-      <w:bookmarkStart w:id="0" w:name="_GoBack"/>
-      <w:bookmarkEnd w:id="0"/>
     </w:p>
     <w:sectPr>
       <w:pgSz w:w="11906" w:h="16838"/>
